--- a/supabase/seeds/peticoes-templates/homologacao.docx
+++ b/supabase/seeds/peticoes-templates/homologacao.docx
@@ -36,7 +36,7 @@
           <w:szCs w:val="24"/>
           <w:rtl w:val="0"/>
         </w:rPr>
-        <w:t xml:space="preserve">{{ENDERECAMENTO_JUIZO}}</w:t>
+        <w:t xml:space="preserve">{{ENDERECAMENTO_JUIZO}} </w:t>
       </w:r>
       <w:r/>
       <w:r>
@@ -163,7 +163,7 @@
           <w:szCs w:val="24"/>
           <w:rtl w:val="0"/>
         </w:rPr>
-        <w:t xml:space="preserve">{{QUALIFICACAO_CESSIONARIO}}</w:t>
+        <w:t xml:space="preserve">{{QUALIFICACAO_CESSIONARIO}} </w:t>
       </w:r>
       <w:r/>
       <w:r>
@@ -565,7 +565,7 @@
           <w:shd w:fill="fff2cc" w:val="clear"/>
           <w:rtl w:val="0"/>
         </w:rPr>
-        <w:t xml:space="preserve">{{CREDITOS_CEDIDOS}}</w:t>
+        <w:t xml:space="preserve">{{CREDITOS_CEDIDOS}} </w:t>
       </w:r>
       <w:r/>
       <w:r>
@@ -769,7 +769,7 @@
           <w:szCs w:val="24"/>
           <w:rtl w:val="0"/>
         </w:rPr>
-        <w:t xml:space="preserve">{{DADOS_BANCARIOS}}</w:t>
+        <w:t xml:space="preserve">{{DADOS_BANCARIOS}} </w:t>
       </w:r>
       <w:r/>
       <w:r>

--- a/supabase/seeds/peticoes-templates/homologacao.docx
+++ b/supabase/seeds/peticoes-templates/homologacao.docx
@@ -520,7 +520,7 @@
           <w:rtl w:val="0"/>
         </w:rPr>
         <w:tab/>
-        <w:t xml:space="preserve">Conforme se extrai dos documentos ora acostados, o(a) peticionário(a) celebrou, em </w:t>
+        <w:t xml:space="preserve">Conforme se extrai dos documentos ora acostados, o(a) peticionário(a) celebrou </w:t>
       </w:r>
       <w:r/>
       <w:r>
@@ -530,7 +530,7 @@
           <w:szCs w:val="24"/>
           <w:rtl w:val="0"/>
         </w:rPr>
-        <w:t xml:space="preserve">{{DATA_CONTRATO}}</w:t>
+        <w:t xml:space="preserve"/>
       </w:r>
       <w:r/>
       <w:r>
@@ -540,7 +540,7 @@
           <w:szCs w:val="24"/>
           <w:rtl w:val="0"/>
         </w:rPr>
-        <w:t xml:space="preserve">, contrato(s) oneroso(s) de cessão de crédito judicial referente ao presente feito, por meio do qual assumiu a titularidade plena do</w:t>
+        <w:t xml:space="preserve">contrato(s) oneroso(s) de cessão de crédito judicial referente ao presente feito, por meio do qual assumiu a titularidade plena do</w:t>
       </w:r>
       <w:r>
         <w:rPr>

--- a/supabase/seeds/peticoes-templates/homologacao.docx
+++ b/supabase/seeds/peticoes-templates/homologacao.docx
@@ -520,31 +520,37 @@
           <w:rtl w:val="0"/>
         </w:rPr>
         <w:tab/>
-        <w:t xml:space="preserve">Conforme se extrai dos documentos ora acostados, o(a) peticionário(a) celebrou </w:t>
+        <w:t xml:space="preserve">Conforme se extrai dos documentos ora acostados, o(a) peticionário(a) celebrou contrato(s) oneroso(s) de cessão de crédito judicial referente ao presente feito, por meio do qual assumiu a titularidade plena do</w:t>
+      </w:r>
+      <w:r>
+        <w:rPr>
+          <w:rFonts w:ascii="Poppins" w:cs="Poppins" w:eastAsia="Poppins" w:hAnsi="Poppins"/>
+          <w:b w:val="1"/>
+          <w:bCs w:val="1"/>
+          <w:sz w:val="24"/>
+          <w:szCs w:val="24"/>
+          <w:shd w:fill="fff2cc" w:val="clear"/>
+          <w:rtl w:val="0"/>
+        </w:rPr>
+        <w:t xml:space="preserve"> </w:t>
       </w:r>
       <w:r/>
       <w:r>
         <w:rPr>
           <w:rFonts w:ascii="Poppins" w:cs="Poppins" w:eastAsia="Poppins" w:hAnsi="Poppins"/>
-          <w:sz w:val="24"/>
-          <w:szCs w:val="24"/>
-          <w:rtl w:val="0"/>
-        </w:rPr>
-        <w:t xml:space="preserve"/>
+          <w:b w:val="1"/>
+          <w:bCs w:val="1"/>
+          <w:sz w:val="24"/>
+          <w:szCs w:val="24"/>
+          <w:shd w:fill="fff2cc" w:val="clear"/>
+          <w:rtl w:val="0"/>
+        </w:rPr>
+        <w:t xml:space="preserve">{{CREDITOS_CEDIDOS}} </w:t>
       </w:r>
       <w:r/>
       <w:r>
         <w:rPr>
           <w:rFonts w:ascii="Poppins" w:cs="Poppins" w:eastAsia="Poppins" w:hAnsi="Poppins"/>
-          <w:sz w:val="24"/>
-          <w:szCs w:val="24"/>
-          <w:rtl w:val="0"/>
-        </w:rPr>
-        <w:t xml:space="preserve">contrato(s) oneroso(s) de cessão de crédito judicial referente ao presente feito, por meio do qual assumiu a titularidade plena do</w:t>
-      </w:r>
-      <w:r>
-        <w:rPr>
-          <w:rFonts w:ascii="Poppins" w:cs="Poppins" w:eastAsia="Poppins" w:hAnsi="Poppins"/>
           <w:b w:val="1"/>
           <w:bCs w:val="1"/>
           <w:sz w:val="24"/>
@@ -554,20 +560,6 @@
         </w:rPr>
         <w:t xml:space="preserve"> </w:t>
       </w:r>
-      <w:r/>
-      <w:r>
-        <w:rPr>
-          <w:rFonts w:ascii="Poppins" w:cs="Poppins" w:eastAsia="Poppins" w:hAnsi="Poppins"/>
-          <w:b w:val="1"/>
-          <w:bCs w:val="1"/>
-          <w:sz w:val="24"/>
-          <w:szCs w:val="24"/>
-          <w:shd w:fill="fff2cc" w:val="clear"/>
-          <w:rtl w:val="0"/>
-        </w:rPr>
-        <w:t xml:space="preserve">{{CREDITOS_CEDIDOS}} </w:t>
-      </w:r>
-      <w:r/>
       <w:r>
         <w:rPr>
           <w:rFonts w:ascii="Poppins" w:cs="Poppins" w:eastAsia="Poppins" w:hAnsi="Poppins"/>
@@ -683,20 +675,178 @@
         <w:jc w:val="both"/>
         <w:rPr>
           <w:rFonts w:ascii="Poppins" w:cs="Poppins" w:eastAsia="Poppins" w:hAnsi="Poppins"/>
-          <w:sz w:val="24"/>
-          <w:szCs w:val="24"/>
-        </w:rPr>
-      </w:pPr>
-      <w:r>
-        <w:rPr>
-          <w:rFonts w:ascii="Poppins" w:cs="Poppins" w:eastAsia="Poppins" w:hAnsi="Poppins"/>
-          <w:b w:val="1"/>
-          <w:bCs w:val="1"/>
-          <w:sz w:val="24"/>
-          <w:szCs w:val="24"/>
-          <w:rtl w:val="0"/>
-        </w:rPr>
-        <w:t xml:space="preserve">III - NOVOS DADOS BANCÁRIOS EM RAZÃO DA CESSÃO DE CRÉDITO</w:t>
+          <w:b w:val="1"/>
+          <w:bCs w:val="1"/>
+          <w:sz w:val="24"/>
+          <w:szCs w:val="24"/>
+        </w:rPr>
+      </w:pPr>
+      <w:r>
+        <w:rPr>
+          <w:rFonts w:ascii="Poppins" w:cs="Poppins" w:eastAsia="Poppins" w:hAnsi="Poppins"/>
+          <w:b w:val="1"/>
+          <w:bCs w:val="1"/>
+          <w:sz w:val="24"/>
+          <w:szCs w:val="24"/>
+          <w:rtl w:val="0"/>
+        </w:rPr>
+        <w:t xml:space="preserve">III – DO REGISTRO DO(S) INSTRUMENTO(S) DE CESSÃO DE CRÉDITO PERANTE O REGISTRO DE TÍTULOS E DOCUMENTOS</w:t>
+      </w:r>
+    </w:p>
+    <w:p>
+      <w:pPr>
+        <w:spacing w:after="200" w:line="360" w:lineRule="auto"/>
+        <w:ind w:firstLine="720"/>
+        <w:jc w:val="both"/>
+        <w:rPr>
+          <w:rFonts w:ascii="Poppins" w:cs="Poppins" w:eastAsia="Poppins" w:hAnsi="Poppins"/>
+          <w:sz w:val="24"/>
+          <w:szCs w:val="24"/>
+          <w:u w:val="single"/>
+        </w:rPr>
+      </w:pPr>
+      <w:r>
+        <w:rPr>
+          <w:rFonts w:ascii="Poppins" w:cs="Poppins" w:eastAsia="Poppins" w:hAnsi="Poppins"/>
+          <w:sz w:val="24"/>
+          <w:szCs w:val="24"/>
+          <w:rtl w:val="0"/>
+        </w:rPr>
+        <w:t xml:space="preserve">Visando conferir publicidade e oponibilidade a terceiros ao(s) negócio(s) jurídico(s) ora noticiado(s), o(a) peticionário(a) já promoveu a abertura do protocolo de registro do(s) instrumento(s) de cessão de crédito perante o competente Cartório de Registro de Títulos e Documentos, nos termos do art. 129, item 10º, da Lei nº 6.015/1973 (redação dada pela Lei nº 14.382/2022), </w:t>
+      </w:r>
+      <w:r>
+        <w:rPr>
+          <w:rFonts w:ascii="Poppins" w:cs="Poppins" w:eastAsia="Poppins" w:hAnsi="Poppins"/>
+          <w:sz w:val="24"/>
+          <w:szCs w:val="24"/>
+          <w:u w:val="single"/>
+          <w:rtl w:val="0"/>
+        </w:rPr>
+        <w:t xml:space="preserve">cujo comprovante de protocolo segue anexo à presente manifestação.</w:t>
+      </w:r>
+    </w:p>
+    <w:p>
+      <w:pPr>
+        <w:spacing w:after="200" w:line="360" w:lineRule="auto"/>
+        <w:ind w:firstLine="720"/>
+        <w:jc w:val="both"/>
+        <w:rPr>
+          <w:rFonts w:ascii="Poppins" w:cs="Poppins" w:eastAsia="Poppins" w:hAnsi="Poppins"/>
+          <w:b w:val="1"/>
+          <w:bCs w:val="1"/>
+          <w:sz w:val="24"/>
+          <w:szCs w:val="24"/>
+          <w:shd w:fill="ffe599" w:val="clear"/>
+        </w:rPr>
+      </w:pPr>
+      <w:r>
+        <w:rPr>
+          <w:rFonts w:ascii="Poppins" w:cs="Poppins" w:eastAsia="Poppins" w:hAnsi="Poppins"/>
+          <w:sz w:val="24"/>
+          <w:szCs w:val="24"/>
+          <w:rtl w:val="0"/>
+        </w:rPr>
+        <w:t xml:space="preserve">O registro</w:t>
+      </w:r>
+      <w:r>
+        <w:rPr>
+          <w:rFonts w:ascii="Poppins" w:cs="Poppins" w:eastAsia="Poppins" w:hAnsi="Poppins"/>
+          <w:sz w:val="24"/>
+          <w:szCs w:val="24"/>
+          <w:rtl w:val="0"/>
+        </w:rPr>
+        <w:t xml:space="preserve"> encontra-se em regular tramitação perante a serventia extrajudicial, pendente tão somente da conclusão do procedimento. Dessa forma, </w:t>
+      </w:r>
+      <w:r>
+        <w:rPr>
+          <w:rFonts w:ascii="Poppins" w:cs="Poppins" w:eastAsia="Poppins" w:hAnsi="Poppins"/>
+          <w:sz w:val="24"/>
+          <w:szCs w:val="24"/>
+          <w:u w:val="single"/>
+          <w:rtl w:val="0"/>
+        </w:rPr>
+        <w:t xml:space="preserve">compromete-se o(a) peticionário(a) a carrear aos autos a respectiva certidão/instrumento devidamente registrado tão logo haja o retorno por parte do cartório</w:t>
+      </w:r>
+      <w:r>
+        <w:rPr>
+          <w:rFonts w:ascii="Poppins" w:cs="Poppins" w:eastAsia="Poppins" w:hAnsi="Poppins"/>
+          <w:sz w:val="24"/>
+          <w:szCs w:val="24"/>
+          <w:rtl w:val="0"/>
+        </w:rPr>
+        <w:t xml:space="preserve">, independentemente de nova intimação, </w:t>
+      </w:r>
+      <w:r>
+        <w:rPr>
+          <w:rFonts w:ascii="Poppins" w:cs="Poppins" w:eastAsia="Poppins" w:hAnsi="Poppins"/>
+          <w:b w:val="1"/>
+          <w:bCs w:val="1"/>
+          <w:sz w:val="24"/>
+          <w:szCs w:val="24"/>
+          <w:shd w:fill="ffe599" w:val="clear"/>
+          <w:rtl w:val="0"/>
+        </w:rPr>
+        <w:t xml:space="preserve">restando, desde já, demonstrada</w:t>
+      </w:r>
+      <w:r>
+        <w:rPr>
+          <w:rFonts w:ascii="Poppins" w:cs="Poppins" w:eastAsia="Poppins" w:hAnsi="Poppins"/>
+          <w:sz w:val="24"/>
+          <w:szCs w:val="24"/>
+          <w:shd w:fill="ffe599" w:val="clear"/>
+          <w:rtl w:val="0"/>
+        </w:rPr>
+        <w:t xml:space="preserve"> —</w:t>
+      </w:r>
+      <w:r>
+        <w:rPr>
+          <w:rFonts w:ascii="Poppins" w:cs="Poppins" w:eastAsia="Poppins" w:hAnsi="Poppins"/>
+          <w:b w:val="1"/>
+          <w:bCs w:val="1"/>
+          <w:sz w:val="24"/>
+          <w:szCs w:val="24"/>
+          <w:shd w:fill="ffe599" w:val="clear"/>
+          <w:rtl w:val="0"/>
+        </w:rPr>
+        <w:t xml:space="preserve"> por meio do protocolo anexo — a adoção das medidas tendentes à formalização e à publicidade da(s) cessão(ões) de crédito celebrada(s).</w:t>
+      </w:r>
+    </w:p>
+    <w:p>
+      <w:pPr>
+        <w:spacing w:after="200" w:line="360" w:lineRule="auto"/>
+        <w:jc w:val="both"/>
+        <w:rPr>
+          <w:rFonts w:ascii="Poppins" w:cs="Poppins" w:eastAsia="Poppins" w:hAnsi="Poppins"/>
+          <w:sz w:val="24"/>
+          <w:szCs w:val="24"/>
+        </w:rPr>
+      </w:pPr>
+      <w:r>
+        <w:rPr>
+          <w:rtl w:val="0"/>
+        </w:rPr>
+      </w:r>
+    </w:p>
+    <w:p>
+      <w:pPr>
+        <w:spacing w:after="200" w:line="360" w:lineRule="auto"/>
+        <w:jc w:val="both"/>
+        <w:rPr>
+          <w:rFonts w:ascii="Poppins" w:cs="Poppins" w:eastAsia="Poppins" w:hAnsi="Poppins"/>
+          <w:sz w:val="24"/>
+          <w:szCs w:val="24"/>
+        </w:rPr>
+      </w:pPr>
+      <w:r>
+        <w:rPr>
+          <w:rFonts w:ascii="Poppins" w:cs="Poppins" w:eastAsia="Poppins" w:hAnsi="Poppins"/>
+          <w:b w:val="1"/>
+          <w:bCs w:val="1"/>
+          <w:sz w:val="24"/>
+          <w:szCs w:val="24"/>
+          <w:rtl w:val="0"/>
+        </w:rPr>
+        <w:t xml:space="preserve">IV - NOVOS DADOS BANCÁRIOS EM RAZÃO DA CESSÃO DE CRÉDITO</w:t>
       </w:r>
       <w:r>
         <w:rPr>
@@ -836,7 +986,7 @@
           <w:szCs w:val="24"/>
           <w:rtl w:val="0"/>
         </w:rPr>
-        <w:t xml:space="preserve">IV – DA TROCA DE TITULARIDADE DO CRÉDITO NO ALVARÁ DE LEVANTAMENTO</w:t>
+        <w:t xml:space="preserve">V – DA TROCA DE TITULARIDADE DO CRÉDITO NO ALVARÁ DE LEVANTAMENTO</w:t>
       </w:r>
       <w:r>
         <w:rPr>
@@ -1016,7 +1166,7 @@
           <w:szCs w:val="24"/>
           <w:rtl w:val="0"/>
         </w:rPr>
-        <w:t xml:space="preserve">V - REQUERIMENTOS</w:t>
+        <w:t xml:space="preserve">VI - REQUERIMENTOS</w:t>
       </w:r>
     </w:p>
     <w:p>
